--- a/descargas/primaria-1-3/word/PRESENTE_primaria-1-3_s1_jueves-3-dic.docx
+++ b/descargas/primaria-1-3/word/PRESENTE_primaria-1-3_s1_jueves-3-dic.docx
@@ -108,7 +108,7 @@
       </w:pPr>
       <w:r>
         <w:rPr/>
-        <w:t xml:space="preserve">Hachikō era un perro de la raza akita. Vivía en Tokio con un profesor de universidad. Cada mañana le acompañaba a la estación de tren y cada tarde volvía a esperarle a la misma hora. Un día, el profesor murió en el trabajo y ya no volvió. Pero Hachikō siguió yendo a la estación cada tarde, durante casi diez años, a esperarle. La gente de la estación empezó a cuidarle y a darle de comer. Hoy hay una estatua de Hachikō en esa estación, y es uno de los lugares más famosos de Tokio.</w:t>
+        <w:t xml:space="preserve">Hachikō era un perro de la raza akita. Vivía en Tokio con un profesor de universidad. Cada mañana le acompañaba a la estación de tren y cada tarde volvía a esperarle a la misma hora. Un día, el profesor ya no volvió, pero Hachikō siguió yendo a la estación cada tarde, durante casi diez años, a esperarle. La gente de la estación empezó a cuidarle y a darle de comer. Hoy hay una estatua de Hachikō en esa estación, y es uno de los lugares más famosos de Tokio.</w:t>
       </w:r>
     </w:p>
     <w:p>
